--- a/assets/templates/facture_en.docx
+++ b/assets/templates/facture_en.docx
@@ -406,7 +406,7 @@
       </w:tr>
       <w:tr>
         <w:trPr>
-          <w:trHeight w:val="408" w:hRule="exact"/>
+          <w:trHeight w:val="408" w:hRule="atLeast"/>
         </w:trPr>
         <w:tc>
           <w:tcPr>
@@ -455,14 +455,45 @@
             </w:tcBorders>
           </w:tcPr>
           <w:p>
-            <w:r/>
             <w:r>
               <w:rPr>
                 <w:rFonts w:ascii="Aptos" w:hAnsi="Aptos"/>
                 <w:b/>
                 <w:sz w:val="18"/>
               </w:rPr>
-              <w:t>Gross weight :          ICE :   {weightIce}</w:t>
+              <w:t xml:space="preserve">Gross weight :          </w:t>
+            </w:r>
+            <w:r>
+              <w:rPr>
+                <w:rFonts w:ascii="Aptos" w:hAnsi="Aptos"/>
+                <w:b w:val="0"/>
+                <w:sz w:val="18"/>
+              </w:rPr>
+              <w:t>{weightKg}</w:t>
+            </w:r>
+            <w:r>
+              <w:rPr>
+                <w:rFonts w:ascii="Aptos" w:hAnsi="Aptos"/>
+                <w:b w:val="0"/>
+                <w:sz w:val="18"/>
+              </w:rPr>
+              <w:t xml:space="preserve"> kg     </w:t>
+            </w:r>
+            <w:r>
+              <w:rPr>
+                <w:rFonts w:ascii="Aptos" w:hAnsi="Aptos"/>
+                <w:b/>
+                <w:sz w:val="18"/>
+              </w:rPr>
+              <w:t xml:space="preserve">ICE :   </w:t>
+            </w:r>
+            <w:r>
+              <w:rPr>
+                <w:rFonts w:ascii="Aptos" w:hAnsi="Aptos"/>
+                <w:b w:val="0"/>
+                <w:sz w:val="18"/>
+              </w:rPr>
+              <w:t>{ice}</w:t>
             </w:r>
           </w:p>
         </w:tc>
@@ -661,25 +692,11 @@
               <w:right w:val="single" w:sz="5" w:color="A8C4E6"/>
             </w:tcBorders>
           </w:tcPr>
-          <w:p/>
-        </w:tc>
-        <w:tc>
-          <w:tcPr>
-            <w:tcW w:type="dxa" w:w="2749"/>
-            <w:tcMar>
-              <w:top w:w="60" w:type="dxa"/>
-              <w:start w:w="80" w:type="dxa"/>
-              <w:bottom w:w="60" w:type="dxa"/>
-              <w:end w:w="80" w:type="dxa"/>
-            </w:tcMar>
-            <w:tcBorders>
-              <w:top w:val="single" w:sz="5" w:color="A8C4E6"/>
-              <w:left w:val="single" w:sz="5" w:color="A8C4E6"/>
-              <w:bottom w:val="single" w:sz="5" w:color="A8C4E6"/>
-              <w:right w:val="single" w:sz="5" w:color="A8C4E6"/>
-            </w:tcBorders>
-          </w:tcPr>
-          <w:p/>
+          <w:p>
+            <w:r>
+              <w:t>{qte}</w:t>
+            </w:r>
+          </w:p>
         </w:tc>
         <w:tc>
           <w:tcPr>
@@ -699,7 +716,29 @@
           </w:tcPr>
           <w:p>
             <w:r>
-              <w:t>{amountHT} DHS</w:t>
+              <w:t>{taxable}</w:t>
+            </w:r>
+          </w:p>
+        </w:tc>
+        <w:tc>
+          <w:tcPr>
+            <w:tcW w:type="dxa" w:w="2749"/>
+            <w:tcMar>
+              <w:top w:w="60" w:type="dxa"/>
+              <w:start w:w="80" w:type="dxa"/>
+              <w:bottom w:w="60" w:type="dxa"/>
+              <w:end w:w="80" w:type="dxa"/>
+            </w:tcMar>
+            <w:tcBorders>
+              <w:top w:val="single" w:sz="5" w:color="A8C4E6"/>
+              <w:left w:val="single" w:sz="5" w:color="A8C4E6"/>
+              <w:bottom w:val="single" w:sz="5" w:color="A8C4E6"/>
+              <w:right w:val="single" w:sz="5" w:color="A8C4E6"/>
+            </w:tcBorders>
+          </w:tcPr>
+          <w:p>
+            <w:r>
+              <w:t>{nonTaxable}</w:t>
             </w:r>
           </w:p>
         </w:tc>

--- a/assets/templates/facture_en.docx
+++ b/assets/templates/facture_en.docx
@@ -716,7 +716,7 @@
           </w:tcPr>
           <w:p>
             <w:r>
-              <w:t>{taxable}</w:t>
+              <w:t>{lineTaxable}</w:t>
             </w:r>
           </w:p>
         </w:tc>
@@ -738,7 +738,7 @@
           </w:tcPr>
           <w:p>
             <w:r>
-              <w:t>{nonTaxable}</w:t>
+              <w:t>{lineNonTaxable}</w:t>
             </w:r>
           </w:p>
         </w:tc>
@@ -1350,16 +1350,8 @@
             </w:tcMar>
           </w:tcPr>
           <w:p>
-            <w:pPr>
-              <w:jc w:val="center"/>
-            </w:pPr>
-            <w:r/>
             <w:r>
-              <w:rPr>
-                <w:rFonts w:ascii="Aptos" w:hAnsi="Aptos"/>
-                <w:b/>
-                <w:sz w:val="20"/>
-              </w:rPr>
+              <w:t>{amountHTTaxableCol}</w:t>
             </w:r>
           </w:p>
         </w:tc>
@@ -1381,7 +1373,7 @@
           </w:tcPr>
           <w:p>
             <w:r>
-              <w:t>{amountHT} DHS</w:t>
+              <w:t>{amountHTNonTaxableCol}</w:t>
             </w:r>
           </w:p>
         </w:tc>
@@ -1440,16 +1432,8 @@
             </w:tcMar>
           </w:tcPr>
           <w:p>
-            <w:pPr>
-              <w:jc w:val="center"/>
-            </w:pPr>
-            <w:r/>
             <w:r>
-              <w:rPr>
-                <w:rFonts w:ascii="Aptos" w:hAnsi="Aptos"/>
-                <w:b/>
-                <w:sz w:val="20"/>
-              </w:rPr>
+              <w:t>{amountTVATaxableCol}</w:t>
             </w:r>
           </w:p>
         </w:tc>
@@ -1471,7 +1455,7 @@
           </w:tcPr>
           <w:p>
             <w:r>
-              <w:t>{amountTVA} DHS</w:t>
+              <w:t>{amountTVANonTaxableCol}</w:t>
             </w:r>
           </w:p>
         </w:tc>
@@ -1530,16 +1514,8 @@
             </w:tcMar>
           </w:tcPr>
           <w:p>
-            <w:pPr>
-              <w:jc w:val="center"/>
-            </w:pPr>
-            <w:r/>
             <w:r>
-              <w:rPr>
-                <w:rFonts w:ascii="Aptos" w:hAnsi="Aptos"/>
-                <w:b/>
-                <w:sz w:val="20"/>
-              </w:rPr>
+              <w:t>{amountTTCTaxableCol}</w:t>
             </w:r>
           </w:p>
         </w:tc>
@@ -1561,7 +1537,7 @@
           </w:tcPr>
           <w:p>
             <w:r>
-              <w:t>{amountTTC} DHS</w:t>
+              <w:t>{amountTTCNonTaxableCol}</w:t>
             </w:r>
           </w:p>
         </w:tc>
@@ -1674,8 +1650,6 @@
               </w:rPr>
               <w:br/>
               <w:t>✈  AIR FREIGHT</w:t>
-              <w:br/>
-              <w:t>▰  SEA FREIGHT</w:t>
               <w:br/>
               <w:t>■  LOGISTICS SOLUTIONS</w:t>
             </w:r>
